--- a/template-meeting.docx
+++ b/template-meeting.docx
@@ -509,7 +509,7 @@
       <w:r xmlns:a="http://schemas.openxmlformats.org/drawingml/2006/main" xmlns:pic="http://schemas.openxmlformats.org/drawingml/2006/picture">
         <w:drawing>
           <wp:inline distT="0" distB="0" distL="0" distR="0">
-            <wp:extent cx="190500" cy="190500"/>
+            <wp:extent cx="225000" cy="225000"/>
             <wp:docPr id="9001" name="chk_t_meet"/>
             <wp:cNvGraphicFramePr/>
             <a:graphic>
@@ -528,7 +528,7 @@
                   <pic:spPr>
                     <a:xfrm>
                       <a:off x="0" y="0"/>
-                      <a:ext cx="190500" cy="190500"/>
+                      <a:ext cx="225000" cy="225000"/>
                     </a:xfrm>
                     <a:prstGeom prst="rect">
                       <a:avLst/>
@@ -601,7 +601,7 @@
       <w:r xmlns:a="http://schemas.openxmlformats.org/drawingml/2006/main" xmlns:pic="http://schemas.openxmlformats.org/drawingml/2006/picture">
         <w:drawing>
           <wp:inline distT="0" distB="0" distL="0" distR="0">
-            <wp:extent cx="190500" cy="190500"/>
+            <wp:extent cx="225000" cy="225000"/>
             <wp:docPr id="9002" name="chk_t_semi"/>
             <wp:cNvGraphicFramePr/>
             <a:graphic>
@@ -620,7 +620,7 @@
                   <pic:spPr>
                     <a:xfrm>
                       <a:off x="0" y="0"/>
-                      <a:ext cx="190500" cy="190500"/>
+                      <a:ext cx="225000" cy="225000"/>
                     </a:xfrm>
                     <a:prstGeom prst="rect">
                       <a:avLst/>
@@ -693,7 +693,7 @@
       <w:r xmlns:a="http://schemas.openxmlformats.org/drawingml/2006/main" xmlns:pic="http://schemas.openxmlformats.org/drawingml/2006/picture">
         <w:drawing>
           <wp:inline distT="0" distB="0" distL="0" distR="0">
-            <wp:extent cx="190500" cy="190500"/>
+            <wp:extent cx="225000" cy="225000"/>
             <wp:docPr id="9003" name="chk_t_work"/>
             <wp:cNvGraphicFramePr/>
             <a:graphic>
@@ -712,7 +712,7 @@
                   <pic:spPr>
                     <a:xfrm>
                       <a:off x="0" y="0"/>
-                      <a:ext cx="190500" cy="190500"/>
+                      <a:ext cx="225000" cy="225000"/>
                     </a:xfrm>
                     <a:prstGeom prst="rect">
                       <a:avLst/>
@@ -1199,7 +1199,7 @@
       <w:r xmlns:a="http://schemas.openxmlformats.org/drawingml/2006/main" xmlns:pic="http://schemas.openxmlformats.org/drawingml/2006/picture">
         <w:drawing>
           <wp:inline distT="0" distB="0" distL="0" distR="0">
-            <wp:extent cx="190500" cy="190500"/>
+            <wp:extent cx="225000" cy="225000"/>
             <wp:docPr id="9004" name="chk_a_cert"/>
             <wp:cNvGraphicFramePr/>
             <a:graphic>
@@ -1218,7 +1218,7 @@
                   <pic:spPr>
                     <a:xfrm>
                       <a:off x="0" y="0"/>
-                      <a:ext cx="190500" cy="190500"/>
+                      <a:ext cx="225000" cy="225000"/>
                     </a:xfrm>
                     <a:prstGeom prst="rect">
                       <a:avLst/>
@@ -1319,7 +1319,7 @@
       <w:r xmlns:a="http://schemas.openxmlformats.org/drawingml/2006/main" xmlns:pic="http://schemas.openxmlformats.org/drawingml/2006/picture">
         <w:drawing>
           <wp:inline distT="0" distB="0" distL="0" distR="0">
-            <wp:extent cx="190500" cy="190500"/>
+            <wp:extent cx="225000" cy="225000"/>
             <wp:docPr id="9005" name="chk_a_invite"/>
             <wp:cNvGraphicFramePr/>
             <a:graphic>
@@ -1338,7 +1338,7 @@
                   <pic:spPr>
                     <a:xfrm>
                       <a:off x="0" y="0"/>
-                      <a:ext cx="190500" cy="190500"/>
+                      <a:ext cx="225000" cy="225000"/>
                     </a:xfrm>
                     <a:prstGeom prst="rect">
                       <a:avLst/>
@@ -1429,7 +1429,7 @@
       <w:r xmlns:a="http://schemas.openxmlformats.org/drawingml/2006/main" xmlns:pic="http://schemas.openxmlformats.org/drawingml/2006/picture">
         <w:drawing>
           <wp:inline distT="0" distB="0" distL="0" distR="0">
-            <wp:extent cx="190500" cy="190500"/>
+            <wp:extent cx="225000" cy="225000"/>
             <wp:docPr id="9006" name="chk_a_accept"/>
             <wp:cNvGraphicFramePr/>
             <a:graphic>
@@ -1448,7 +1448,7 @@
                   <pic:spPr>
                     <a:xfrm>
                       <a:off x="0" y="0"/>
-                      <a:ext cx="190500" cy="190500"/>
+                      <a:ext cx="225000" cy="225000"/>
                     </a:xfrm>
                     <a:prstGeom prst="rect">
                       <a:avLst/>
@@ -1513,7 +1513,7 @@
       <w:r xmlns:a="http://schemas.openxmlformats.org/drawingml/2006/main" xmlns:pic="http://schemas.openxmlformats.org/drawingml/2006/picture">
         <w:drawing>
           <wp:inline distT="0" distB="0" distL="0" distR="0">
-            <wp:extent cx="190500" cy="190500"/>
+            <wp:extent cx="225000" cy="225000"/>
             <wp:docPr id="9007" name="chk_a_reg"/>
             <wp:cNvGraphicFramePr/>
             <a:graphic>
@@ -1532,7 +1532,7 @@
                   <pic:spPr>
                     <a:xfrm>
                       <a:off x="0" y="0"/>
-                      <a:ext cx="190500" cy="190500"/>
+                      <a:ext cx="225000" cy="225000"/>
                     </a:xfrm>
                     <a:prstGeom prst="rect">
                       <a:avLst/>
@@ -1626,7 +1626,7 @@
       <w:r xmlns:a="http://schemas.openxmlformats.org/drawingml/2006/main" xmlns:pic="http://schemas.openxmlformats.org/drawingml/2006/picture">
         <w:drawing>
           <wp:inline distT="0" distB="0" distL="0" distR="0">
-            <wp:extent cx="190500" cy="190500"/>
+            <wp:extent cx="225000" cy="225000"/>
             <wp:docPr id="9008" name="chk_a_fund"/>
             <wp:cNvGraphicFramePr/>
             <a:graphic>
@@ -1645,7 +1645,7 @@
                   <pic:spPr>
                     <a:xfrm>
                       <a:off x="0" y="0"/>
-                      <a:ext cx="190500" cy="190500"/>
+                      <a:ext cx="225000" cy="225000"/>
                     </a:xfrm>
                     <a:prstGeom prst="rect">
                       <a:avLst/>
@@ -1718,7 +1718,7 @@
       <w:r xmlns:a="http://schemas.openxmlformats.org/drawingml/2006/main" xmlns:pic="http://schemas.openxmlformats.org/drawingml/2006/picture">
         <w:drawing>
           <wp:inline distT="0" distB="0" distL="0" distR="0">
-            <wp:extent cx="190500" cy="190500"/>
+            <wp:extent cx="225000" cy="225000"/>
             <wp:docPr id="9009" name="chk_a_sched"/>
             <wp:cNvGraphicFramePr/>
             <a:graphic>
@@ -1737,7 +1737,7 @@
                   <pic:spPr>
                     <a:xfrm>
                       <a:off x="0" y="0"/>
-                      <a:ext cx="190500" cy="190500"/>
+                      <a:ext cx="225000" cy="225000"/>
                     </a:xfrm>
                     <a:prstGeom prst="rect">
                       <a:avLst/>
@@ -1812,7 +1812,7 @@
       <w:r xmlns:a="http://schemas.openxmlformats.org/drawingml/2006/main" xmlns:pic="http://schemas.openxmlformats.org/drawingml/2006/picture">
         <w:drawing>
           <wp:inline distT="0" distB="0" distL="0" distR="0">
-            <wp:extent cx="190500" cy="190500"/>
+            <wp:extent cx="225000" cy="225000"/>
             <wp:docPr id="9010" name="chk_a_other"/>
             <wp:cNvGraphicFramePr/>
             <a:graphic>
@@ -1831,7 +1831,7 @@
                   <pic:spPr>
                     <a:xfrm>
                       <a:off x="0" y="0"/>
-                      <a:ext cx="190500" cy="190500"/>
+                      <a:ext cx="225000" cy="225000"/>
                     </a:xfrm>
                     <a:prstGeom prst="rect">
                       <a:avLst/>

--- a/template-meeting.docx
+++ b/template-meeting.docx
@@ -507,9 +507,12 @@
         <w:t xml:space="preserve">{#t_meet}</w:t>
       </w:r>
       <w:r xmlns:a="http://schemas.openxmlformats.org/drawingml/2006/main" xmlns:pic="http://schemas.openxmlformats.org/drawingml/2006/picture">
+        <w:rPr>
+          <w:position w:val="-4"/>
+        </w:rPr>
         <w:drawing>
           <wp:inline distT="0" distB="0" distL="0" distR="0">
-            <wp:extent cx="225000" cy="225000"/>
+            <wp:extent cx="165000" cy="165000"/>
             <wp:docPr id="9001" name="chk_t_meet"/>
             <wp:cNvGraphicFramePr/>
             <a:graphic>
@@ -528,7 +531,7 @@
                   <pic:spPr>
                     <a:xfrm>
                       <a:off x="0" y="0"/>
-                      <a:ext cx="225000" cy="225000"/>
+                      <a:ext cx="165000" cy="165000"/>
                     </a:xfrm>
                     <a:prstGeom prst="rect">
                       <a:avLst/>
@@ -599,9 +602,12 @@
         <w:t xml:space="preserve">{#t_semi}</w:t>
       </w:r>
       <w:r xmlns:a="http://schemas.openxmlformats.org/drawingml/2006/main" xmlns:pic="http://schemas.openxmlformats.org/drawingml/2006/picture">
+        <w:rPr>
+          <w:position w:val="-4"/>
+        </w:rPr>
         <w:drawing>
           <wp:inline distT="0" distB="0" distL="0" distR="0">
-            <wp:extent cx="225000" cy="225000"/>
+            <wp:extent cx="165000" cy="165000"/>
             <wp:docPr id="9002" name="chk_t_semi"/>
             <wp:cNvGraphicFramePr/>
             <a:graphic>
@@ -620,7 +626,7 @@
                   <pic:spPr>
                     <a:xfrm>
                       <a:off x="0" y="0"/>
-                      <a:ext cx="225000" cy="225000"/>
+                      <a:ext cx="165000" cy="165000"/>
                     </a:xfrm>
                     <a:prstGeom prst="rect">
                       <a:avLst/>
@@ -691,9 +697,12 @@
         <w:t xml:space="preserve">{#t_work}</w:t>
       </w:r>
       <w:r xmlns:a="http://schemas.openxmlformats.org/drawingml/2006/main" xmlns:pic="http://schemas.openxmlformats.org/drawingml/2006/picture">
+        <w:rPr>
+          <w:position w:val="-4"/>
+        </w:rPr>
         <w:drawing>
           <wp:inline distT="0" distB="0" distL="0" distR="0">
-            <wp:extent cx="225000" cy="225000"/>
+            <wp:extent cx="165000" cy="165000"/>
             <wp:docPr id="9003" name="chk_t_work"/>
             <wp:cNvGraphicFramePr/>
             <a:graphic>
@@ -712,7 +721,7 @@
                   <pic:spPr>
                     <a:xfrm>
                       <a:off x="0" y="0"/>
-                      <a:ext cx="225000" cy="225000"/>
+                      <a:ext cx="165000" cy="165000"/>
                     </a:xfrm>
                     <a:prstGeom prst="rect">
                       <a:avLst/>
@@ -1197,9 +1206,12 @@
         <w:t xml:space="preserve">{#a_cert}</w:t>
       </w:r>
       <w:r xmlns:a="http://schemas.openxmlformats.org/drawingml/2006/main" xmlns:pic="http://schemas.openxmlformats.org/drawingml/2006/picture">
+        <w:rPr>
+          <w:position w:val="-4"/>
+        </w:rPr>
         <w:drawing>
           <wp:inline distT="0" distB="0" distL="0" distR="0">
-            <wp:extent cx="225000" cy="225000"/>
+            <wp:extent cx="165000" cy="165000"/>
             <wp:docPr id="9004" name="chk_a_cert"/>
             <wp:cNvGraphicFramePr/>
             <a:graphic>
@@ -1218,7 +1230,7 @@
                   <pic:spPr>
                     <a:xfrm>
                       <a:off x="0" y="0"/>
-                      <a:ext cx="225000" cy="225000"/>
+                      <a:ext cx="165000" cy="165000"/>
                     </a:xfrm>
                     <a:prstGeom prst="rect">
                       <a:avLst/>
@@ -1317,9 +1329,12 @@
         <w:t xml:space="preserve">{#a_invite}</w:t>
       </w:r>
       <w:r xmlns:a="http://schemas.openxmlformats.org/drawingml/2006/main" xmlns:pic="http://schemas.openxmlformats.org/drawingml/2006/picture">
+        <w:rPr>
+          <w:position w:val="-4"/>
+        </w:rPr>
         <w:drawing>
           <wp:inline distT="0" distB="0" distL="0" distR="0">
-            <wp:extent cx="225000" cy="225000"/>
+            <wp:extent cx="165000" cy="165000"/>
             <wp:docPr id="9005" name="chk_a_invite"/>
             <wp:cNvGraphicFramePr/>
             <a:graphic>
@@ -1338,7 +1353,7 @@
                   <pic:spPr>
                     <a:xfrm>
                       <a:off x="0" y="0"/>
-                      <a:ext cx="225000" cy="225000"/>
+                      <a:ext cx="165000" cy="165000"/>
                     </a:xfrm>
                     <a:prstGeom prst="rect">
                       <a:avLst/>
@@ -1427,9 +1442,12 @@
         <w:t xml:space="preserve">{#a_accept}</w:t>
       </w:r>
       <w:r xmlns:a="http://schemas.openxmlformats.org/drawingml/2006/main" xmlns:pic="http://schemas.openxmlformats.org/drawingml/2006/picture">
+        <w:rPr>
+          <w:position w:val="-4"/>
+        </w:rPr>
         <w:drawing>
           <wp:inline distT="0" distB="0" distL="0" distR="0">
-            <wp:extent cx="225000" cy="225000"/>
+            <wp:extent cx="165000" cy="165000"/>
             <wp:docPr id="9006" name="chk_a_accept"/>
             <wp:cNvGraphicFramePr/>
             <a:graphic>
@@ -1448,7 +1466,7 @@
                   <pic:spPr>
                     <a:xfrm>
                       <a:off x="0" y="0"/>
-                      <a:ext cx="225000" cy="225000"/>
+                      <a:ext cx="165000" cy="165000"/>
                     </a:xfrm>
                     <a:prstGeom prst="rect">
                       <a:avLst/>
@@ -1511,9 +1529,12 @@
         <w:t xml:space="preserve">{#a_reg}</w:t>
       </w:r>
       <w:r xmlns:a="http://schemas.openxmlformats.org/drawingml/2006/main" xmlns:pic="http://schemas.openxmlformats.org/drawingml/2006/picture">
+        <w:rPr>
+          <w:position w:val="-4"/>
+        </w:rPr>
         <w:drawing>
           <wp:inline distT="0" distB="0" distL="0" distR="0">
-            <wp:extent cx="225000" cy="225000"/>
+            <wp:extent cx="165000" cy="165000"/>
             <wp:docPr id="9007" name="chk_a_reg"/>
             <wp:cNvGraphicFramePr/>
             <a:graphic>
@@ -1532,7 +1553,7 @@
                   <pic:spPr>
                     <a:xfrm>
                       <a:off x="0" y="0"/>
-                      <a:ext cx="225000" cy="225000"/>
+                      <a:ext cx="165000" cy="165000"/>
                     </a:xfrm>
                     <a:prstGeom prst="rect">
                       <a:avLst/>
@@ -1624,9 +1645,12 @@
         <w:t xml:space="preserve">{#a_fund}</w:t>
       </w:r>
       <w:r xmlns:a="http://schemas.openxmlformats.org/drawingml/2006/main" xmlns:pic="http://schemas.openxmlformats.org/drawingml/2006/picture">
+        <w:rPr>
+          <w:position w:val="-4"/>
+        </w:rPr>
         <w:drawing>
           <wp:inline distT="0" distB="0" distL="0" distR="0">
-            <wp:extent cx="225000" cy="225000"/>
+            <wp:extent cx="165000" cy="165000"/>
             <wp:docPr id="9008" name="chk_a_fund"/>
             <wp:cNvGraphicFramePr/>
             <a:graphic>
@@ -1645,7 +1669,7 @@
                   <pic:spPr>
                     <a:xfrm>
                       <a:off x="0" y="0"/>
-                      <a:ext cx="225000" cy="225000"/>
+                      <a:ext cx="165000" cy="165000"/>
                     </a:xfrm>
                     <a:prstGeom prst="rect">
                       <a:avLst/>
@@ -1716,9 +1740,12 @@
         <w:t xml:space="preserve">{#a_sched}</w:t>
       </w:r>
       <w:r xmlns:a="http://schemas.openxmlformats.org/drawingml/2006/main" xmlns:pic="http://schemas.openxmlformats.org/drawingml/2006/picture">
+        <w:rPr>
+          <w:position w:val="-4"/>
+        </w:rPr>
         <w:drawing>
           <wp:inline distT="0" distB="0" distL="0" distR="0">
-            <wp:extent cx="225000" cy="225000"/>
+            <wp:extent cx="165000" cy="165000"/>
             <wp:docPr id="9009" name="chk_a_sched"/>
             <wp:cNvGraphicFramePr/>
             <a:graphic>
@@ -1737,7 +1764,7 @@
                   <pic:spPr>
                     <a:xfrm>
                       <a:off x="0" y="0"/>
-                      <a:ext cx="225000" cy="225000"/>
+                      <a:ext cx="165000" cy="165000"/>
                     </a:xfrm>
                     <a:prstGeom prst="rect">
                       <a:avLst/>
@@ -1810,9 +1837,12 @@
         <w:t xml:space="preserve">{#a_other}</w:t>
       </w:r>
       <w:r xmlns:a="http://schemas.openxmlformats.org/drawingml/2006/main" xmlns:pic="http://schemas.openxmlformats.org/drawingml/2006/picture">
+        <w:rPr>
+          <w:position w:val="-4"/>
+        </w:rPr>
         <w:drawing>
           <wp:inline distT="0" distB="0" distL="0" distR="0">
-            <wp:extent cx="225000" cy="225000"/>
+            <wp:extent cx="165000" cy="165000"/>
             <wp:docPr id="9010" name="chk_a_other"/>
             <wp:cNvGraphicFramePr/>
             <a:graphic>
@@ -1831,7 +1861,7 @@
                   <pic:spPr>
                     <a:xfrm>
                       <a:off x="0" y="0"/>
-                      <a:ext cx="225000" cy="225000"/>
+                      <a:ext cx="165000" cy="165000"/>
                     </a:xfrm>
                     <a:prstGeom prst="rect">
                       <a:avLst/>
